--- a/Fase 2/Evidencias Proyecto/Evidencias de Documentación/Planificación Inicial/Acta de Constitución del Proyecto - TTDH Automation.docx
+++ b/Fase 2/Evidencias Proyecto/Evidencias de Documentación/Planificación Inicial/Acta de Constitución del Proyecto - TTDH Automation.docx
@@ -385,7 +385,7 @@
         <w:rPr>
           <w:rtl w:val="0"/>
         </w:rPr>
-        <w:t xml:space="preserve"> consiste en el diseño, desarrollo e implementación de una solución integral automatizada para la consolidación, validación, procesamiento y reportería de los flujos de datos TTDH en Banco Genérico. La solución contempla canalizaciones ETL robustas, reglas de validación en tiempo real, trazabilidad histórica centralizada, paneles de visualización avanzada e integración de componentes de Inteligencia Artificial para la detección de anomalías y optimización operativa.</w:t>
+        <w:t xml:space="preserve"> consiste en el diseño, desarrollo e implementación de una solución integral automatizada para la consolidación, validación, procesamiento y reportería de los flujos de datos TTDH en Banco Genérico. La solución contempla canalizaciones ETL robustas, reglas de validación en tiempo real, trazabilidad histórica centralizada, paneles de visualización avanzada e integración de componentes de Inteligencia Artificial para la detección de anomalías y optimización operativa. La solución recibe los documentos enviados por la TGR a través del correo electrónico institucional, el directorio SFTP o la carga web, tanto en formatos estructurados (Excel, CSV, TXT) como no estructurados (PDF, documentos escaneados y fotografías).</w:t>
       </w:r>
     </w:p>
     <w:p>
@@ -678,6 +678,29 @@
           <w:bCs w:val="1"/>
           <w:rtl w:val="0"/>
         </w:rPr>
+        <w:t>Digitalización de Documentos:</w:t>
+      </w:r>
+      <w:r>
+        <w:rPr>
+          <w:rtl w:val="0"/>
+        </w:rPr>
+        <w:t xml:space="preserve"> Extraer automáticamente los datos de los documentos recibidos en PDF, escaneos o fotografías mediante OCR e IA, logrando que al menos el 90% de los registros superen el umbral de confianza sin intervención manual.</w:t>
+      </w:r>
+    </w:p>
+    <w:p>
+      <w:pPr>
+        <w:numPr>
+          <w:ilvl w:val="0"/>
+          <w:numId w:val="4"/>
+        </w:numPr>
+        <w:ind w:left="720" w:hanging="360"/>
+      </w:pPr>
+      <w:r>
+        <w:rPr>
+          <w:b w:val="1"/>
+          <w:bCs w:val="1"/>
+          <w:rtl w:val="0"/>
+        </w:rPr>
         <w:t xml:space="preserve">Calidad de Datos:</w:t>
       </w:r>
       <w:r>
@@ -844,6 +867,29 @@
         <w:rPr>
           <w:rtl w:val="0"/>
         </w:rPr>
+      </w:r>
+    </w:p>
+    <w:p>
+      <w:pPr>
+        <w:numPr>
+          <w:ilvl w:val="0"/>
+          <w:numId w:val="3"/>
+        </w:numPr>
+        <w:ind w:left="720" w:hanging="360"/>
+      </w:pPr>
+      <w:r>
+        <w:rPr>
+          <w:b w:val="1"/>
+          <w:bCs w:val="1"/>
+          <w:rtl w:val="0"/>
+        </w:rPr>
+        <w:t>Recepción Multicanal y Extracción de Documentos:</w:t>
+      </w:r>
+      <w:r>
+        <w:rPr>
+          <w:rtl w:val="0"/>
+        </w:rPr>
+        <w:t xml:space="preserve"> Lectura automática de la casilla de correo institucional y del directorio SFTP, carga manual vía web y conversión de documentos no estructurados (PDF, escaneos y fotografías) a una plantilla estándar mediante OCR e Inteligencia Artificial.</w:t>
       </w:r>
     </w:p>
     <w:p>
@@ -1111,7 +1157,7 @@
               <w:rPr>
                 <w:rtl w:val="0"/>
               </w:rPr>
-              <w:t xml:space="preserve">La solución debe ingerir archivos y fuentes de datos TTDH de manera programada y/o por eventos.</w:t>
+              <w:t>La solución debe recibir los documentos TTDH enviados por la TGR de manera automatizada a través del correo electrónico institucional (descarga de adjuntos), el directorio SFTP o la carga web, en formatos estructurados (Excel, CSV, TXT) y no estructurados (PDF, escaneos y fotografías).</w:t>
             </w:r>
           </w:p>
         </w:tc>
@@ -1152,7 +1198,7 @@
               <w:rPr>
                 <w:rtl w:val="0"/>
               </w:rPr>
-              <w:t xml:space="preserve">Ejecución de procesos ETL automatizados para la estandarización y transformación de formatos.</w:t>
+              <w:t>Parsing y extracción automatizada del contenido de los archivos TGR, identificando encabezados, detalle de transacciones y sumatorias de control.</w:t>
             </w:r>
           </w:p>
         </w:tc>
@@ -1193,7 +1239,7 @@
               <w:rPr>
                 <w:rtl w:val="0"/>
               </w:rPr>
-              <w:t xml:space="preserve">Motor de reglas de validación en tiempo de ingesta con generación de alertas automáticas en caso de fallos.</w:t>
+              <w:t>Motor de validación de datos que aplica las reglas de negocio en tiempo real antes de iniciar el cruce.</w:t>
             </w:r>
           </w:p>
         </w:tc>
@@ -1234,7 +1280,7 @@
               <w:rPr>
                 <w:rtl w:val="0"/>
               </w:rPr>
-              <w:t xml:space="preserve">Almacenamiento e historial centralizado de ejecuciones con marcas de tiempo (timestamp) y trazabilidad completa.</w:t>
+              <w:t>Cruce automático de la información TGR contra el Core Bancario de Banco Genérico para verificar la efectividad de las transferencias.</w:t>
             </w:r>
           </w:p>
         </w:tc>
@@ -1275,7 +1321,7 @@
               <w:rPr>
                 <w:rtl w:val="0"/>
               </w:rPr>
-              <w:t xml:space="preserve">Módulo de reintentos y gestión de excepciones para datos no conformes o no procesados.</w:t>
+              <w:t>Gestión de excepciones y rechazos, con categorización automática de sus causas y revisión manual de los datos no conformes.</w:t>
             </w:r>
           </w:p>
         </w:tc>
@@ -1316,7 +1362,7 @@
               <w:rPr>
                 <w:rtl w:val="0"/>
               </w:rPr>
-              <w:t xml:space="preserve">Generación de reportes periódicos consolidados y exportables en formatos estándar (PDF, Excel, JSON).</w:t>
+              <w:t>Dashboard analítico e interactivo en tiempo real con montos procesados, estados de conciliación y KPIs operativos.</w:t>
             </w:r>
           </w:p>
         </w:tc>
@@ -1357,7 +1403,7 @@
               <w:rPr>
                 <w:rtl w:val="0"/>
               </w:rPr>
-              <w:t xml:space="preserve">Dashboard interactivo en tiempo real para la supervisión de los flujos de trabajo TTDH.</w:t>
+              <w:t>Generación de los archivos de respuesta de rendición dirigidos a la TGR con la estructura exigida por el organismo.</w:t>
             </w:r>
           </w:p>
         </w:tc>
@@ -1398,7 +1444,7 @@
               <w:rPr>
                 <w:rtl w:val="0"/>
               </w:rPr>
-              <w:t xml:space="preserve">Integración del modelo de Inteligencia Artificial para detección de anomalías / asistencia operativa.</w:t>
+              <w:t>Módulo de Inteligencia Artificial analítica para interpretar tendencias de rechazo, detectar anomalías y resumir hallazgos operativos.</w:t>
             </w:r>
           </w:p>
         </w:tc>
@@ -1439,7 +1485,7 @@
               <w:rPr>
                 <w:rtl w:val="0"/>
               </w:rPr>
-              <w:t xml:space="preserve">Gestión de acceso basado en roles (RBAC) y cumplimiento de estándares de seguridad bancaria.</w:t>
+              <w:t>Gestión de roles y permisos (RBAC) y cumplimiento de estándares de seguridad bancaria.</w:t>
             </w:r>
           </w:p>
         </w:tc>
@@ -1480,7 +1526,7 @@
               <w:rPr>
                 <w:rtl w:val="0"/>
               </w:rPr>
-              <w:t xml:space="preserve">Interfaz web intuitiva para el monitoreo, parametrización y revisión de logs del sistema.</w:t>
+              <w:t>Registro de auditoría y trazabilidad total de las acciones ejecutadas por usuarios y procesos automáticos.</w:t>
             </w:r>
           </w:p>
         </w:tc>
@@ -1521,7 +1567,48 @@
               <w:rPr>
                 <w:rtl w:val="0"/>
               </w:rPr>
-              <w:t xml:space="preserve">Registro detallado de auditoría para todas las acciones ejecutadas por usuarios y procesos automáticos.</w:t>
+              <w:t>Exportación de resultados, datasets y métricas en formatos estándar (Excel, PDF, CSV).</w:t>
+            </w:r>
+          </w:p>
+        </w:tc>
+      </w:tr>
+      <w:tr>
+        <w:trPr>
+          <w:cantSplit w:val="0"/>
+          <w:tblHeader w:val="0"/>
+        </w:trPr>
+        <w:tc>
+          <w:tcPr/>
+          <w:p>
+            <w:pPr>
+              <w:rPr/>
+            </w:pPr>
+            <w:r>
+              <w:rPr>
+                <w:b w:val="1"/>
+                <w:bCs w:val="1"/>
+                <w:rtl w:val="0"/>
+              </w:rPr>
+              <w:t>RF12</w:t>
+            </w:r>
+            <w:r>
+              <w:rPr>
+                <w:rtl w:val="0"/>
+              </w:rPr>
+            </w:r>
+          </w:p>
+        </w:tc>
+        <w:tc>
+          <w:tcPr/>
+          <w:p>
+            <w:pPr>
+              <w:rPr/>
+            </w:pPr>
+            <w:r>
+              <w:rPr>
+                <w:rtl w:val="0"/>
+              </w:rPr>
+              <w:t>Extracción automática de datos desde PDF, documentos escaneados y fotografías mediante OCR e Inteligencia Artificial, con un nivel de confianza por registro y derivación a revisión manual de los datos dudosos.</w:t>
             </w:r>
           </w:p>
         </w:tc>
